--- a/docs/assignment4/Assignment4_Testing_Deployment_Report.docx
+++ b/docs/assignment4/Assignment4_Testing_Deployment_Report.docx
@@ -88,7 +88,7 @@
     </w:p>
     <w:p>
       <w:r>
-        <w:t>Unit tests use jsdom and mocked fetch responses. Cypress ran against a production build with an isolated MongoDB database on a GitHub-hosted Ubuntu runner. Hosted checks separately verified the live homepage update, API health, database reads and rejection of anonymous writes. Hosted administrator credentials remain a manual verification item; local administrator integration tests passed. No production passwords or database connection strings are included.</w:t>
+        <w:t>Unit tests use jsdom and mocked fetch responses. Cypress ran against a production build with an isolated MongoDB database on a GitHub-hosted Ubuntu runner. Hosted checks separately verified the homepage update, API health, database reads and rejection of anonymous writes. After password recovery, the owner confirmed hosted administrator sign-in and create, read, update and delete operations for Projects, Education and Contacts. This manual confirmation is separate from the automated results. No secrets are included.</w:t>
       </w:r>
     </w:p>
     <w:p>
@@ -612,7 +612,7 @@
     </w:p>
     <w:p>
       <w:r>
-        <w:t>Hosted verification: /api/health returned status ok; /api/projects returned three records; /api/qualifications returned six records; anonymous POST /api/projects returned HTTP 401. The new homepage paragraph and immutable JavaScript cache header were verified. Full hosted admin CRUD still requires confirmation with the private administrator credentials.</w:t>
+        <w:t>Hosted checks returned API status ok, three projects, six qualifications and HTTP 401 for anonymous writes. The new homepage content and asset caching were verified. After password recovery, the owner confirmed administrator sign-in and temporary-record CRUD for Projects, Education and Contacts. The earlier credential-verification item is resolved by that manual confirmation.</w:t>
       </w:r>
     </w:p>
     <w:p>
